--- a/documentation_banking_system.docx
+++ b/documentation_banking_system.docx
@@ -1601,7 +1601,7 @@
           </mc:Choice>
           <mc:Fallback>
             <w:pict>
-              <v:group w14:anchorId="4BC68F5B" id="Group 5" o:spid="_x0000_s1026" style="width:68.5pt;height:110pt;mso-position-horizontal-relative:char;mso-position-vertical-relative:line" coordsize="6762,16097" o:gfxdata="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">
+              <v:group w14:anchorId="5E672129" id="Group 5" o:spid="_x0000_s1026" style="width:68.5pt;height:110pt;mso-position-horizontal-relative:char;mso-position-vertical-relative:line" coordsize="6762,16097" o:gfxdata="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">
                 <v:line id="Straight Connector 2" o:spid="_x0000_s1027" style="position:absolute;visibility:visible;mso-wrap-style:square" from="3333,0" to="3333,16097" o:connectortype="straight" o:gfxdata="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" strokecolor="black [3200]" strokeweight="2.5pt">
                   <v:stroke joinstyle="miter"/>
                 </v:line>
@@ -5248,10 +5248,7 @@
         <w:jc w:val="both"/>
       </w:pPr>
       <w:r>
-        <w:t xml:space="preserve">The traditional banking system mostly depends on manual operations and paperwork, which creates several problems in managing customer information and transaction records. Manual systems are time-consuming, less secure, and difficult to maintain. Employees often face difficulties handling multiple customers at the same time, especially during busy </w:t>
-      </w:r>
-      <w:r>
-        <w:t>hours. Data</w:t>
+        <w:t>The traditional banking system mostly depends on manual operations and paperwork, which creates several problems in managing customer information and transaction records. Manual systems are time-consuming, less secure, and difficult to maintain. Employees often face difficulties handling multiple customers at the same time, especially during busy hours. Data</w:t>
       </w:r>
       <w:r>
         <w:t xml:space="preserve"> redundancies</w:t>
@@ -5284,8 +5281,6 @@
       <w:r>
         <w:t>Poor management</w:t>
       </w:r>
-      <w:bookmarkStart w:id="14" w:name="_GoBack"/>
-      <w:bookmarkEnd w:id="14"/>
     </w:p>
     <w:p>
       <w:pPr>
@@ -5298,10 +5293,7 @@
         <w:jc w:val="both"/>
       </w:pPr>
       <w:r>
-        <w:t>Data Red</w:t>
-      </w:r>
-      <w:r>
-        <w:t>undancy</w:t>
+        <w:t>Data Redundancy</w:t>
       </w:r>
     </w:p>
     <w:p>
@@ -5588,9 +5580,9 @@
           <w:lang w:val="en-US"/>
         </w:rPr>
         <w:drawing>
-          <wp:inline distT="0" distB="0" distL="0" distR="0" wp14:anchorId="0BCC94B0" wp14:editId="43DAC30A">
-            <wp:extent cx="5236488" cy="2862688"/>
-            <wp:effectExtent l="0" t="0" r="2540" b="0"/>
+          <wp:inline distT="0" distB="0" distL="0" distR="0" wp14:anchorId="0BCC94B0" wp14:editId="626BF7FF">
+            <wp:extent cx="5684520" cy="3107617"/>
+            <wp:effectExtent l="0" t="0" r="0" b="0"/>
             <wp:docPr id="6" name="Picture 6" descr="Writing instructional goals and objectives"/>
             <wp:cNvGraphicFramePr>
               <a:graphicFrameLocks xmlns:a="http://schemas.openxmlformats.org/drawingml/2006/main" noChangeAspect="1"/>
@@ -5618,7 +5610,7 @@
                   <pic:spPr bwMode="auto">
                     <a:xfrm>
                       <a:off x="0" y="0"/>
-                      <a:ext cx="5287292" cy="2890461"/>
+                      <a:ext cx="5835647" cy="3190235"/>
                     </a:xfrm>
                     <a:prstGeom prst="rect">
                       <a:avLst/>
@@ -5742,75 +5734,307 @@
     </w:p>
     <w:p>
       <w:pPr>
-        <w:spacing w:after="0" w:line="360" w:lineRule="auto"/>
-        <w:jc w:val="both"/>
-      </w:pPr>
-      <w:r>
-        <w:t xml:space="preserve">The background section should discuss your findings in a </w:t>
-      </w:r>
-      <w:r>
-        <w:rPr>
-          <w:b/>
-          <w:bCs/>
-        </w:rPr>
-        <w:t xml:space="preserve">chronological </w:t>
-      </w:r>
-      <w:r>
-        <w:t>(</w:t>
-      </w:r>
-      <w:r>
-        <w:rPr>
-          <w:b/>
-          <w:bCs/>
-        </w:rPr>
-        <w:t>Sequential</w:t>
-      </w:r>
-      <w:r>
-        <w:t xml:space="preserve"> </w:t>
-      </w:r>
-      <w:r>
-        <w:rPr>
-          <w:b/>
-          <w:bCs/>
-        </w:rPr>
-        <w:t>Manner</w:t>
-      </w:r>
-      <w:r>
-        <w:t xml:space="preserve">) manner to accentuate the progress in the field and the missing points that need to be addressed. </w:t>
-      </w:r>
-    </w:p>
-    <w:p>
-      <w:pPr>
-        <w:spacing w:after="0" w:line="360" w:lineRule="auto"/>
-        <w:jc w:val="both"/>
-      </w:pPr>
-      <w:r>
-        <w:t>The project background should include information about the reasoning why you want to implement this specific project in this specific location in this specific manner. It must explain the current situation and its problems and the way in which you want to solve these problems.</w:t>
-      </w:r>
-    </w:p>
-    <w:p>
-      <w:pPr>
-        <w:spacing w:after="0" w:line="360" w:lineRule="auto"/>
-        <w:jc w:val="both"/>
-        <w:rPr>
-          <w:color w:val="FF0000"/>
-        </w:rPr>
-      </w:pPr>
-      <w:r>
-        <w:rPr>
-          <w:color w:val="FF0000"/>
-        </w:rPr>
-        <w:t>May use research findings in the study, for example, traditional system is more prone to theft, loss of data, hazards, and forgetfulness. The research should be authentic, it can be from a book, website, or a scholarly article.</w:t>
-      </w:r>
-    </w:p>
-    <w:p>
-      <w:pPr>
-        <w:spacing w:after="0" w:line="360" w:lineRule="auto"/>
-        <w:jc w:val="both"/>
-      </w:pPr>
-      <w:r>
-        <w:br w:type="page"/>
-      </w:r>
+        <w:spacing w:before="100" w:beforeAutospacing="1" w:after="100" w:afterAutospacing="1" w:line="240" w:lineRule="auto"/>
+        <w:rPr>
+          <w:rFonts w:eastAsia="Times New Roman" w:cs="Times New Roman"/>
+          <w:szCs w:val="24"/>
+          <w:lang w:val="en-US"/>
+        </w:rPr>
+      </w:pPr>
+      <w:r>
+        <w:rPr>
+          <w:rFonts w:eastAsia="Times New Roman" w:cs="Times New Roman"/>
+          <w:szCs w:val="24"/>
+          <w:lang w:val="en-US"/>
+        </w:rPr>
+        <w:t>In earlier times, banking activities were completely dependent on manual paperwork and physical registers. Customer account details, transaction records, and financial reports were maintained manually by bank employees. This method was time-consuming and created a high possibility of human errors, data loss, and security risks.</w:t>
+      </w:r>
+    </w:p>
+    <w:p>
+      <w:pPr>
+        <w:spacing w:before="100" w:beforeAutospacing="1" w:after="100" w:afterAutospacing="1" w:line="240" w:lineRule="auto"/>
+        <w:rPr>
+          <w:rFonts w:eastAsia="Times New Roman" w:cs="Times New Roman"/>
+          <w:szCs w:val="24"/>
+          <w:lang w:val="en-US"/>
+        </w:rPr>
+      </w:pPr>
+      <w:r>
+        <w:rPr>
+          <w:rFonts w:eastAsia="Times New Roman" w:cs="Times New Roman"/>
+          <w:szCs w:val="24"/>
+          <w:lang w:val="en-US"/>
+        </w:rPr>
+        <w:t>With the advancement of technology, banking sectors around the world started adopting computerized systems to improve banking efficiency and customer satisfaction. Digital banking systems provide secure data management, faster transaction processing, automated calculations, and better customer service.</w:t>
+      </w:r>
+    </w:p>
+    <w:p>
+      <w:pPr>
+        <w:spacing w:before="100" w:beforeAutospacing="1" w:after="100" w:afterAutospacing="1" w:line="240" w:lineRule="auto"/>
+        <w:rPr>
+          <w:rFonts w:eastAsia="Times New Roman" w:cs="Times New Roman"/>
+          <w:szCs w:val="24"/>
+          <w:lang w:val="en-US"/>
+        </w:rPr>
+      </w:pPr>
+      <w:r>
+        <w:rPr>
+          <w:rFonts w:eastAsia="Times New Roman" w:cs="Times New Roman"/>
+          <w:szCs w:val="24"/>
+          <w:lang w:val="en-US"/>
+        </w:rPr>
+        <w:t>Research on traditional banking systems showed several drawbacks such as:</w:t>
+      </w:r>
+    </w:p>
+    <w:p>
+      <w:pPr>
+        <w:numPr>
+          <w:ilvl w:val="0"/>
+          <w:numId w:val="18"/>
+        </w:numPr>
+        <w:spacing w:before="100" w:beforeAutospacing="1" w:after="100" w:afterAutospacing="1" w:line="240" w:lineRule="auto"/>
+        <w:rPr>
+          <w:rFonts w:eastAsia="Times New Roman" w:cs="Times New Roman"/>
+          <w:szCs w:val="24"/>
+          <w:lang w:val="en-US"/>
+        </w:rPr>
+      </w:pPr>
+      <w:r>
+        <w:rPr>
+          <w:rFonts w:eastAsia="Times New Roman" w:cs="Times New Roman"/>
+          <w:szCs w:val="24"/>
+          <w:lang w:val="en-US"/>
+        </w:rPr>
+        <w:t xml:space="preserve">Slow transaction processing </w:t>
+      </w:r>
+    </w:p>
+    <w:p>
+      <w:pPr>
+        <w:numPr>
+          <w:ilvl w:val="0"/>
+          <w:numId w:val="18"/>
+        </w:numPr>
+        <w:spacing w:before="100" w:beforeAutospacing="1" w:after="100" w:afterAutospacing="1" w:line="240" w:lineRule="auto"/>
+        <w:rPr>
+          <w:rFonts w:eastAsia="Times New Roman" w:cs="Times New Roman"/>
+          <w:szCs w:val="24"/>
+          <w:lang w:val="en-US"/>
+        </w:rPr>
+      </w:pPr>
+      <w:r>
+        <w:rPr>
+          <w:rFonts w:eastAsia="Times New Roman" w:cs="Times New Roman"/>
+          <w:szCs w:val="24"/>
+          <w:lang w:val="en-US"/>
+        </w:rPr>
+        <w:t xml:space="preserve">Difficulty in maintaining records </w:t>
+      </w:r>
+    </w:p>
+    <w:p>
+      <w:pPr>
+        <w:numPr>
+          <w:ilvl w:val="0"/>
+          <w:numId w:val="18"/>
+        </w:numPr>
+        <w:spacing w:before="100" w:beforeAutospacing="1" w:after="100" w:afterAutospacing="1" w:line="240" w:lineRule="auto"/>
+        <w:rPr>
+          <w:rFonts w:eastAsia="Times New Roman" w:cs="Times New Roman"/>
+          <w:szCs w:val="24"/>
+          <w:lang w:val="en-US"/>
+        </w:rPr>
+      </w:pPr>
+      <w:r>
+        <w:rPr>
+          <w:rFonts w:eastAsia="Times New Roman" w:cs="Times New Roman"/>
+          <w:szCs w:val="24"/>
+          <w:lang w:val="en-US"/>
+        </w:rPr>
+        <w:t xml:space="preserve">High operational costs </w:t>
+      </w:r>
+    </w:p>
+    <w:p>
+      <w:pPr>
+        <w:numPr>
+          <w:ilvl w:val="0"/>
+          <w:numId w:val="18"/>
+        </w:numPr>
+        <w:spacing w:before="100" w:beforeAutospacing="1" w:after="100" w:afterAutospacing="1" w:line="240" w:lineRule="auto"/>
+        <w:rPr>
+          <w:rFonts w:eastAsia="Times New Roman" w:cs="Times New Roman"/>
+          <w:szCs w:val="24"/>
+          <w:lang w:val="en-US"/>
+        </w:rPr>
+      </w:pPr>
+      <w:r>
+        <w:rPr>
+          <w:rFonts w:eastAsia="Times New Roman" w:cs="Times New Roman"/>
+          <w:szCs w:val="24"/>
+          <w:lang w:val="en-US"/>
+        </w:rPr>
+        <w:t xml:space="preserve">Increased paperwork </w:t>
+      </w:r>
+    </w:p>
+    <w:p>
+      <w:pPr>
+        <w:numPr>
+          <w:ilvl w:val="0"/>
+          <w:numId w:val="18"/>
+        </w:numPr>
+        <w:spacing w:before="100" w:beforeAutospacing="1" w:after="100" w:afterAutospacing="1" w:line="240" w:lineRule="auto"/>
+        <w:rPr>
+          <w:rFonts w:eastAsia="Times New Roman" w:cs="Times New Roman"/>
+          <w:szCs w:val="24"/>
+          <w:lang w:val="en-US"/>
+        </w:rPr>
+      </w:pPr>
+      <w:r>
+        <w:rPr>
+          <w:rFonts w:eastAsia="Times New Roman" w:cs="Times New Roman"/>
+          <w:szCs w:val="24"/>
+          <w:lang w:val="en-US"/>
+        </w:rPr>
+        <w:t xml:space="preserve">Lack of proper security </w:t>
+      </w:r>
+    </w:p>
+    <w:p>
+      <w:pPr>
+        <w:numPr>
+          <w:ilvl w:val="0"/>
+          <w:numId w:val="18"/>
+        </w:numPr>
+        <w:spacing w:before="100" w:beforeAutospacing="1" w:after="100" w:afterAutospacing="1" w:line="240" w:lineRule="auto"/>
+        <w:rPr>
+          <w:rFonts w:eastAsia="Times New Roman" w:cs="Times New Roman"/>
+          <w:szCs w:val="24"/>
+          <w:lang w:val="en-US"/>
+        </w:rPr>
+      </w:pPr>
+      <w:r>
+        <w:rPr>
+          <w:rFonts w:eastAsia="Times New Roman" w:cs="Times New Roman"/>
+          <w:szCs w:val="24"/>
+          <w:lang w:val="en-US"/>
+        </w:rPr>
+        <w:t xml:space="preserve">Data redundancy and duplication </w:t>
+      </w:r>
+    </w:p>
+    <w:p>
+      <w:pPr>
+        <w:spacing w:before="100" w:beforeAutospacing="1" w:after="100" w:afterAutospacing="1" w:line="240" w:lineRule="auto"/>
+        <w:rPr>
+          <w:rFonts w:eastAsia="Times New Roman" w:cs="Times New Roman"/>
+          <w:szCs w:val="24"/>
+          <w:lang w:val="en-US"/>
+        </w:rPr>
+      </w:pPr>
+      <w:r>
+        <w:rPr>
+          <w:rFonts w:eastAsia="Times New Roman" w:cs="Times New Roman"/>
+          <w:szCs w:val="24"/>
+          <w:lang w:val="en-US"/>
+        </w:rPr>
+        <w:t>To overcome these limitations, the Banking Management System was developed using C++ programming language. The system aims to provide efficient account management, transaction processing, customer data handling, and secure banking operations.</w:t>
+      </w:r>
+    </w:p>
+    <w:p>
+      <w:pPr>
+        <w:spacing w:before="100" w:beforeAutospacing="1" w:after="100" w:afterAutospacing="1" w:line="240" w:lineRule="auto"/>
+        <w:rPr>
+          <w:rFonts w:eastAsia="Times New Roman" w:cs="Times New Roman"/>
+          <w:szCs w:val="24"/>
+          <w:lang w:val="en-US"/>
+        </w:rPr>
+      </w:pPr>
+    </w:p>
+    <w:p>
+      <w:pPr>
+        <w:spacing w:before="100" w:beforeAutospacing="1" w:after="100" w:afterAutospacing="1" w:line="240" w:lineRule="auto"/>
+        <w:rPr>
+          <w:rFonts w:eastAsia="Times New Roman" w:cs="Times New Roman"/>
+          <w:szCs w:val="24"/>
+          <w:lang w:val="en-US"/>
+        </w:rPr>
+      </w:pPr>
+    </w:p>
+    <w:p>
+      <w:pPr>
+        <w:spacing w:before="100" w:beforeAutospacing="1" w:after="100" w:afterAutospacing="1" w:line="240" w:lineRule="auto"/>
+        <w:rPr>
+          <w:rFonts w:eastAsia="Times New Roman" w:cs="Times New Roman"/>
+          <w:szCs w:val="24"/>
+          <w:lang w:val="en-US"/>
+        </w:rPr>
+      </w:pPr>
+    </w:p>
+    <w:p>
+      <w:pPr>
+        <w:spacing w:before="100" w:beforeAutospacing="1" w:after="100" w:afterAutospacing="1" w:line="240" w:lineRule="auto"/>
+        <w:rPr>
+          <w:rFonts w:eastAsia="Times New Roman" w:cs="Times New Roman"/>
+          <w:szCs w:val="24"/>
+          <w:lang w:val="en-US"/>
+        </w:rPr>
+      </w:pPr>
+    </w:p>
+    <w:p>
+      <w:pPr>
+        <w:spacing w:before="100" w:beforeAutospacing="1" w:after="100" w:afterAutospacing="1" w:line="240" w:lineRule="auto"/>
+        <w:rPr>
+          <w:rFonts w:eastAsia="Times New Roman" w:cs="Times New Roman"/>
+          <w:szCs w:val="24"/>
+          <w:lang w:val="en-US"/>
+        </w:rPr>
+      </w:pPr>
+    </w:p>
+    <w:p>
+      <w:pPr>
+        <w:spacing w:before="100" w:beforeAutospacing="1" w:after="100" w:afterAutospacing="1" w:line="240" w:lineRule="auto"/>
+        <w:rPr>
+          <w:rFonts w:eastAsia="Times New Roman" w:cs="Times New Roman"/>
+          <w:szCs w:val="24"/>
+          <w:lang w:val="en-US"/>
+        </w:rPr>
+      </w:pPr>
+    </w:p>
+    <w:p>
+      <w:pPr>
+        <w:spacing w:before="100" w:beforeAutospacing="1" w:after="100" w:afterAutospacing="1" w:line="240" w:lineRule="auto"/>
+        <w:rPr>
+          <w:rFonts w:eastAsia="Times New Roman" w:cs="Times New Roman"/>
+          <w:szCs w:val="24"/>
+          <w:lang w:val="en-US"/>
+        </w:rPr>
+      </w:pPr>
+    </w:p>
+    <w:p>
+      <w:pPr>
+        <w:spacing w:before="100" w:beforeAutospacing="1" w:after="100" w:afterAutospacing="1" w:line="240" w:lineRule="auto"/>
+        <w:rPr>
+          <w:rFonts w:eastAsia="Times New Roman" w:cs="Times New Roman"/>
+          <w:szCs w:val="24"/>
+          <w:lang w:val="en-US"/>
+        </w:rPr>
+      </w:pPr>
+    </w:p>
+    <w:p>
+      <w:pPr>
+        <w:spacing w:before="100" w:beforeAutospacing="1" w:after="100" w:afterAutospacing="1" w:line="240" w:lineRule="auto"/>
+        <w:rPr>
+          <w:rFonts w:eastAsia="Times New Roman" w:cs="Times New Roman"/>
+          <w:szCs w:val="24"/>
+          <w:lang w:val="en-US"/>
+        </w:rPr>
+      </w:pPr>
+    </w:p>
+    <w:p>
+      <w:pPr>
+        <w:spacing w:before="100" w:beforeAutospacing="1" w:after="100" w:afterAutospacing="1" w:line="240" w:lineRule="auto"/>
+        <w:rPr>
+          <w:rFonts w:eastAsia="Times New Roman" w:cs="Times New Roman"/>
+          <w:szCs w:val="24"/>
+          <w:lang w:val="en-US"/>
+        </w:rPr>
+      </w:pPr>
     </w:p>
     <w:p>
       <w:pPr>
@@ -6232,7 +6456,10 @@
               <w:cnfStyle w:val="000000000000" w:firstRow="0" w:lastRow="0" w:firstColumn="0" w:lastColumn="0" w:oddVBand="0" w:evenVBand="0" w:oddHBand="0" w:evenHBand="0" w:firstRowFirstColumn="0" w:firstRowLastColumn="0" w:lastRowFirstColumn="0" w:lastRowLastColumn="0"/>
             </w:pPr>
             <w:r>
-              <w:t>Binod will look after this feature.</w:t>
+              <w:t>Ankit</w:t>
+            </w:r>
+            <w:r>
+              <w:t xml:space="preserve"> will look after this feature.</w:t>
             </w:r>
           </w:p>
         </w:tc>
@@ -6772,7 +6999,7 @@
               <w:jc w:val="both"/>
             </w:pPr>
             <w:r>
-              <w:t>Your name</w:t>
+              <w:t>Anish Giri</w:t>
             </w:r>
           </w:p>
         </w:tc>
@@ -6891,7 +7118,7 @@
               <w:jc w:val="both"/>
             </w:pPr>
             <w:r>
-              <w:t>Name</w:t>
+              <w:t>Ankit Sharma</w:t>
             </w:r>
           </w:p>
         </w:tc>
@@ -7009,9 +7236,11 @@
               <w:spacing w:before="0" w:beforeAutospacing="0" w:after="0" w:afterAutospacing="0" w:line="360" w:lineRule="auto"/>
               <w:jc w:val="both"/>
             </w:pPr>
-            <w:r>
-              <w:t>Name</w:t>
-            </w:r>
+            <w:proofErr w:type="spellStart"/>
+            <w:r>
+              <w:t>Khagaraj</w:t>
+            </w:r>
+            <w:proofErr w:type="spellEnd"/>
           </w:p>
         </w:tc>
         <w:tc>
@@ -7347,7 +7576,7 @@
                                   <w:lang w:val="en-US"/>
                                 </w:rPr>
                               </w:pPr>
-                              <w:bookmarkStart w:id="15" w:name="_Toc56929757"/>
+                              <w:bookmarkStart w:id="14" w:name="_Toc56929757"/>
                               <w:r>
                                 <w:rPr>
                                   <w:rFonts w:cs="Times New Roman"/>
@@ -7433,7 +7662,7 @@
                                 </w:rPr>
                                 <w:t>: Software Testing Life Cycle</w:t>
                               </w:r>
-                              <w:bookmarkEnd w:id="15"/>
+                              <w:bookmarkEnd w:id="14"/>
                             </w:p>
                           </w:txbxContent>
                         </wps:txbx>
@@ -7480,7 +7709,7 @@
                             <w:lang w:val="en-US"/>
                           </w:rPr>
                         </w:pPr>
-                        <w:bookmarkStart w:id="16" w:name="_Toc56929757"/>
+                        <w:bookmarkStart w:id="15" w:name="_Toc56929757"/>
                         <w:r>
                           <w:rPr>
                             <w:rFonts w:cs="Times New Roman"/>
@@ -7566,7 +7795,7 @@
                           </w:rPr>
                           <w:t>: Software Testing Life Cycle</w:t>
                         </w:r>
-                        <w:bookmarkEnd w:id="16"/>
+                        <w:bookmarkEnd w:id="15"/>
                       </w:p>
                     </w:txbxContent>
                   </v:textbox>
@@ -7782,14 +8011,14 @@
           <w:lang w:val="en-US"/>
         </w:rPr>
       </w:pPr>
-      <w:bookmarkStart w:id="17" w:name="_Toc57274838"/>
+      <w:bookmarkStart w:id="16" w:name="_Toc57274838"/>
       <w:r>
         <w:rPr>
           <w:lang w:val="en-US"/>
         </w:rPr>
         <w:t>EXAMPLE OF A TEST CASE,</w:t>
       </w:r>
-      <w:bookmarkEnd w:id="17"/>
+      <w:bookmarkEnd w:id="16"/>
       <w:r>
         <w:rPr>
           <w:lang w:val="en-US"/>
@@ -8091,7 +8320,7 @@
                                 <w:lang w:val="en-US"/>
                               </w:rPr>
                             </w:pPr>
-                            <w:bookmarkStart w:id="18" w:name="_Toc56929758"/>
+                            <w:bookmarkStart w:id="17" w:name="_Toc56929758"/>
                             <w:r>
                               <w:rPr>
                                 <w:rFonts w:cs="Times New Roman"/>
@@ -8177,7 +8406,7 @@
                               </w:rPr>
                               <w:t>: Test Case using Matrix</w:t>
                             </w:r>
-                            <w:bookmarkEnd w:id="18"/>
+                            <w:bookmarkEnd w:id="17"/>
                           </w:p>
                         </w:txbxContent>
                       </wps:txbx>
@@ -8212,7 +8441,7 @@
                           <w:lang w:val="en-US"/>
                         </w:rPr>
                       </w:pPr>
-                      <w:bookmarkStart w:id="19" w:name="_Toc56929758"/>
+                      <w:bookmarkStart w:id="18" w:name="_Toc56929758"/>
                       <w:r>
                         <w:rPr>
                           <w:rFonts w:cs="Times New Roman"/>
@@ -8298,7 +8527,7 @@
                         </w:rPr>
                         <w:t>: Test Case using Matrix</w:t>
                       </w:r>
-                      <w:bookmarkEnd w:id="19"/>
+                      <w:bookmarkEnd w:id="18"/>
                     </w:p>
                   </w:txbxContent>
                 </v:textbox>
@@ -8326,12 +8555,12 @@
         <w:spacing w:line="360" w:lineRule="auto"/>
         <w:ind w:left="360"/>
       </w:pPr>
-      <w:bookmarkStart w:id="20" w:name="_Toc57274839"/>
+      <w:bookmarkStart w:id="19" w:name="_Toc57274839"/>
       <w:r>
         <w:lastRenderedPageBreak/>
         <w:t>A Test Matrix with Tested modules or Requirement Traceability Matrix</w:t>
       </w:r>
-      <w:bookmarkEnd w:id="20"/>
+      <w:bookmarkEnd w:id="19"/>
     </w:p>
     <w:p>
       <w:pPr>
@@ -8753,7 +8982,15 @@
               <w:rPr>
                 <w:rFonts w:cs="Times New Roman"/>
               </w:rPr>
-              <w:t>Ticket Search</w:t>
+              <w:t xml:space="preserve">Account </w:t>
+            </w:r>
+            <w:bookmarkStart w:id="20" w:name="_GoBack"/>
+            <w:bookmarkEnd w:id="20"/>
+            <w:r>
+              <w:rPr>
+                <w:rFonts w:cs="Times New Roman"/>
+              </w:rPr>
+              <w:t>Search</w:t>
             </w:r>
           </w:p>
         </w:tc>
@@ -10262,6 +10499,155 @@
 <file path=word/numbering.xml><?xml version="1.0" encoding="utf-8"?>
 <w:numbering xmlns:wpc="http://schemas.microsoft.com/office/word/2010/wordprocessingCanvas" xmlns:cx="http://schemas.microsoft.com/office/drawing/2014/chartex" xmlns:cx1="http://schemas.microsoft.com/office/drawing/2015/9/8/chartex" xmlns:cx2="http://schemas.microsoft.com/office/drawing/2015/10/21/chartex" xmlns:cx3="http://schemas.microsoft.com/office/drawing/2016/5/9/chartex" xmlns:cx4="http://schemas.microsoft.com/office/drawing/2016/5/10/chartex" xmlns:cx5="http://schemas.microsoft.com/office/drawing/2016/5/11/chartex" xmlns:cx6="http://schemas.microsoft.com/office/drawing/2016/5/12/chartex" xmlns:cx7="http://schemas.microsoft.com/office/drawing/2016/5/13/chartex" xmlns:cx8="http://schemas.microsoft.com/office/drawing/2016/5/14/chartex" xmlns:mc="http://schemas.openxmlformats.org/markup-compatibility/2006" xmlns:aink="http://schemas.microsoft.com/office/drawing/2016/ink" xmlns:am3d="http://schemas.microsoft.com/office/drawing/2017/model3d" xmlns:o="urn:schemas-microsoft-com:office:office" xmlns:r="http://schemas.openxmlformats.org/officeDocument/2006/relationships" xmlns:m="http://schemas.openxmlformats.org/officeDocument/2006/math" xmlns:v="urn:schemas-microsoft-com:vml" xmlns:wp14="http://schemas.microsoft.com/office/word/2010/wordprocessingDrawing" xmlns:wp="http://schemas.openxmlformats.org/drawingml/2006/wordprocessingDrawing" xmlns:w10="urn:schemas-microsoft-com:office:word" xmlns:w="http://schemas.openxmlformats.org/wordprocessingml/2006/main" xmlns:w14="http://schemas.microsoft.com/office/word/2010/wordml" xmlns:w15="http://schemas.microsoft.com/office/word/2012/wordml" xmlns:w16cid="http://schemas.microsoft.com/office/word/2016/wordml/cid" xmlns:w16se="http://schemas.microsoft.com/office/word/2015/wordml/symex" xmlns:wpg="http://schemas.microsoft.com/office/word/2010/wordprocessingGroup" xmlns:wpi="http://schemas.microsoft.com/office/word/2010/wordprocessingInk" xmlns:wne="http://schemas.microsoft.com/office/word/2006/wordml" xmlns:wps="http://schemas.microsoft.com/office/word/2010/wordprocessingShape" mc:Ignorable="w14 w15 w16se w16cid wp14">
   <w:abstractNum w:abstractNumId="0" w15:restartNumberingAfterBreak="0">
+    <w:nsid w:val="03A91397"/>
+    <w:multiLevelType w:val="multilevel"/>
+    <w:tmpl w:val="5AF4D382"/>
+    <w:lvl w:ilvl="0">
+      <w:start w:val="1"/>
+      <w:numFmt w:val="bullet"/>
+      <w:lvlText w:val=""/>
+      <w:lvlJc w:val="left"/>
+      <w:pPr>
+        <w:tabs>
+          <w:tab w:val="num" w:pos="720"/>
+        </w:tabs>
+        <w:ind w:left="720" w:hanging="360"/>
+      </w:pPr>
+      <w:rPr>
+        <w:rFonts w:ascii="Symbol" w:hAnsi="Symbol" w:hint="default"/>
+        <w:sz w:val="20"/>
+      </w:rPr>
+    </w:lvl>
+    <w:lvl w:ilvl="1" w:tentative="1">
+      <w:start w:val="1"/>
+      <w:numFmt w:val="bullet"/>
+      <w:lvlText w:val="o"/>
+      <w:lvlJc w:val="left"/>
+      <w:pPr>
+        <w:tabs>
+          <w:tab w:val="num" w:pos="1440"/>
+        </w:tabs>
+        <w:ind w:left="1440" w:hanging="360"/>
+      </w:pPr>
+      <w:rPr>
+        <w:rFonts w:ascii="Courier New" w:hAnsi="Courier New" w:hint="default"/>
+        <w:sz w:val="20"/>
+      </w:rPr>
+    </w:lvl>
+    <w:lvl w:ilvl="2" w:tentative="1">
+      <w:start w:val="1"/>
+      <w:numFmt w:val="bullet"/>
+      <w:lvlText w:val=""/>
+      <w:lvlJc w:val="left"/>
+      <w:pPr>
+        <w:tabs>
+          <w:tab w:val="num" w:pos="2160"/>
+        </w:tabs>
+        <w:ind w:left="2160" w:hanging="360"/>
+      </w:pPr>
+      <w:rPr>
+        <w:rFonts w:ascii="Wingdings" w:hAnsi="Wingdings" w:hint="default"/>
+        <w:sz w:val="20"/>
+      </w:rPr>
+    </w:lvl>
+    <w:lvl w:ilvl="3" w:tentative="1">
+      <w:start w:val="1"/>
+      <w:numFmt w:val="bullet"/>
+      <w:lvlText w:val=""/>
+      <w:lvlJc w:val="left"/>
+      <w:pPr>
+        <w:tabs>
+          <w:tab w:val="num" w:pos="2880"/>
+        </w:tabs>
+        <w:ind w:left="2880" w:hanging="360"/>
+      </w:pPr>
+      <w:rPr>
+        <w:rFonts w:ascii="Wingdings" w:hAnsi="Wingdings" w:hint="default"/>
+        <w:sz w:val="20"/>
+      </w:rPr>
+    </w:lvl>
+    <w:lvl w:ilvl="4" w:tentative="1">
+      <w:start w:val="1"/>
+      <w:numFmt w:val="bullet"/>
+      <w:lvlText w:val=""/>
+      <w:lvlJc w:val="left"/>
+      <w:pPr>
+        <w:tabs>
+          <w:tab w:val="num" w:pos="3600"/>
+        </w:tabs>
+        <w:ind w:left="3600" w:hanging="360"/>
+      </w:pPr>
+      <w:rPr>
+        <w:rFonts w:ascii="Wingdings" w:hAnsi="Wingdings" w:hint="default"/>
+        <w:sz w:val="20"/>
+      </w:rPr>
+    </w:lvl>
+    <w:lvl w:ilvl="5" w:tentative="1">
+      <w:start w:val="1"/>
+      <w:numFmt w:val="bullet"/>
+      <w:lvlText w:val=""/>
+      <w:lvlJc w:val="left"/>
+      <w:pPr>
+        <w:tabs>
+          <w:tab w:val="num" w:pos="4320"/>
+        </w:tabs>
+        <w:ind w:left="4320" w:hanging="360"/>
+      </w:pPr>
+      <w:rPr>
+        <w:rFonts w:ascii="Wingdings" w:hAnsi="Wingdings" w:hint="default"/>
+        <w:sz w:val="20"/>
+      </w:rPr>
+    </w:lvl>
+    <w:lvl w:ilvl="6" w:tentative="1">
+      <w:start w:val="1"/>
+      <w:numFmt w:val="bullet"/>
+      <w:lvlText w:val=""/>
+      <w:lvlJc w:val="left"/>
+      <w:pPr>
+        <w:tabs>
+          <w:tab w:val="num" w:pos="5040"/>
+        </w:tabs>
+        <w:ind w:left="5040" w:hanging="360"/>
+      </w:pPr>
+      <w:rPr>
+        <w:rFonts w:ascii="Wingdings" w:hAnsi="Wingdings" w:hint="default"/>
+        <w:sz w:val="20"/>
+      </w:rPr>
+    </w:lvl>
+    <w:lvl w:ilvl="7" w:tentative="1">
+      <w:start w:val="1"/>
+      <w:numFmt w:val="bullet"/>
+      <w:lvlText w:val=""/>
+      <w:lvlJc w:val="left"/>
+      <w:pPr>
+        <w:tabs>
+          <w:tab w:val="num" w:pos="5760"/>
+        </w:tabs>
+        <w:ind w:left="5760" w:hanging="360"/>
+      </w:pPr>
+      <w:rPr>
+        <w:rFonts w:ascii="Wingdings" w:hAnsi="Wingdings" w:hint="default"/>
+        <w:sz w:val="20"/>
+      </w:rPr>
+    </w:lvl>
+    <w:lvl w:ilvl="8" w:tentative="1">
+      <w:start w:val="1"/>
+      <w:numFmt w:val="bullet"/>
+      <w:lvlText w:val=""/>
+      <w:lvlJc w:val="left"/>
+      <w:pPr>
+        <w:tabs>
+          <w:tab w:val="num" w:pos="6480"/>
+        </w:tabs>
+        <w:ind w:left="6480" w:hanging="360"/>
+      </w:pPr>
+      <w:rPr>
+        <w:rFonts w:ascii="Wingdings" w:hAnsi="Wingdings" w:hint="default"/>
+        <w:sz w:val="20"/>
+      </w:rPr>
+    </w:lvl>
+  </w:abstractNum>
+  <w:abstractNum w:abstractNumId="1" w15:restartNumberingAfterBreak="0">
     <w:nsid w:val="0FA97372"/>
     <w:multiLevelType w:val="multilevel"/>
     <w:tmpl w:val="7C181842"/>
@@ -10374,7 +10760,7 @@
       </w:rPr>
     </w:lvl>
   </w:abstractNum>
-  <w:abstractNum w:abstractNumId="1" w15:restartNumberingAfterBreak="0">
+  <w:abstractNum w:abstractNumId="2" w15:restartNumberingAfterBreak="0">
     <w:nsid w:val="11080D9D"/>
     <w:multiLevelType w:val="multilevel"/>
     <w:tmpl w:val="DB1C7804"/>
@@ -10523,7 +10909,7 @@
       </w:rPr>
     </w:lvl>
   </w:abstractNum>
-  <w:abstractNum w:abstractNumId="2" w15:restartNumberingAfterBreak="0">
+  <w:abstractNum w:abstractNumId="3" w15:restartNumberingAfterBreak="0">
     <w:nsid w:val="1F5B20BF"/>
     <w:multiLevelType w:val="hybridMultilevel"/>
     <w:tmpl w:val="0B148300"/>
@@ -10609,7 +10995,7 @@
       </w:pPr>
     </w:lvl>
   </w:abstractNum>
-  <w:abstractNum w:abstractNumId="3" w15:restartNumberingAfterBreak="0">
+  <w:abstractNum w:abstractNumId="4" w15:restartNumberingAfterBreak="0">
     <w:nsid w:val="28D53AAE"/>
     <w:multiLevelType w:val="multilevel"/>
     <w:tmpl w:val="E0D85A56"/>
@@ -10730,7 +11116,7 @@
       </w:rPr>
     </w:lvl>
   </w:abstractNum>
-  <w:abstractNum w:abstractNumId="4" w15:restartNumberingAfterBreak="0">
+  <w:abstractNum w:abstractNumId="5" w15:restartNumberingAfterBreak="0">
     <w:nsid w:val="304450E7"/>
     <w:multiLevelType w:val="hybridMultilevel"/>
     <w:tmpl w:val="179C1F3A"/>
@@ -10819,7 +11205,7 @@
       </w:pPr>
     </w:lvl>
   </w:abstractNum>
-  <w:abstractNum w:abstractNumId="5" w15:restartNumberingAfterBreak="0">
+  <w:abstractNum w:abstractNumId="6" w15:restartNumberingAfterBreak="0">
     <w:nsid w:val="354143F8"/>
     <w:multiLevelType w:val="hybridMultilevel"/>
     <w:tmpl w:val="80A26312"/>
@@ -10932,7 +11318,7 @@
       </w:rPr>
     </w:lvl>
   </w:abstractNum>
-  <w:abstractNum w:abstractNumId="6" w15:restartNumberingAfterBreak="0">
+  <w:abstractNum w:abstractNumId="7" w15:restartNumberingAfterBreak="0">
     <w:nsid w:val="37B976D2"/>
     <w:multiLevelType w:val="hybridMultilevel"/>
     <w:tmpl w:val="C686B4C6"/>
@@ -11021,7 +11407,7 @@
       </w:pPr>
     </w:lvl>
   </w:abstractNum>
-  <w:abstractNum w:abstractNumId="7" w15:restartNumberingAfterBreak="0">
+  <w:abstractNum w:abstractNumId="8" w15:restartNumberingAfterBreak="0">
     <w:nsid w:val="3A103230"/>
     <w:multiLevelType w:val="hybridMultilevel"/>
     <w:tmpl w:val="420E5E74"/>
@@ -11110,7 +11496,7 @@
       </w:pPr>
     </w:lvl>
   </w:abstractNum>
-  <w:abstractNum w:abstractNumId="8" w15:restartNumberingAfterBreak="0">
+  <w:abstractNum w:abstractNumId="9" w15:restartNumberingAfterBreak="0">
     <w:nsid w:val="3D85501A"/>
     <w:multiLevelType w:val="hybridMultilevel"/>
     <w:tmpl w:val="7ED8929C"/>
@@ -11196,7 +11582,7 @@
       </w:pPr>
     </w:lvl>
   </w:abstractNum>
-  <w:abstractNum w:abstractNumId="9" w15:restartNumberingAfterBreak="0">
+  <w:abstractNum w:abstractNumId="10" w15:restartNumberingAfterBreak="0">
     <w:nsid w:val="40EC6F4B"/>
     <w:multiLevelType w:val="hybridMultilevel"/>
     <w:tmpl w:val="CCFC8B78"/>
@@ -11309,7 +11695,7 @@
       </w:rPr>
     </w:lvl>
   </w:abstractNum>
-  <w:abstractNum w:abstractNumId="10" w15:restartNumberingAfterBreak="0">
+  <w:abstractNum w:abstractNumId="11" w15:restartNumberingAfterBreak="0">
     <w:nsid w:val="510C12AC"/>
     <w:multiLevelType w:val="hybridMultilevel"/>
     <w:tmpl w:val="1EECA868"/>
@@ -11422,7 +11808,7 @@
       </w:rPr>
     </w:lvl>
   </w:abstractNum>
-  <w:abstractNum w:abstractNumId="11" w15:restartNumberingAfterBreak="0">
+  <w:abstractNum w:abstractNumId="12" w15:restartNumberingAfterBreak="0">
     <w:nsid w:val="5CFE4A2C"/>
     <w:multiLevelType w:val="hybridMultilevel"/>
     <w:tmpl w:val="07B62302"/>
@@ -11511,7 +11897,7 @@
       </w:pPr>
     </w:lvl>
   </w:abstractNum>
-  <w:abstractNum w:abstractNumId="12" w15:restartNumberingAfterBreak="0">
+  <w:abstractNum w:abstractNumId="13" w15:restartNumberingAfterBreak="0">
     <w:nsid w:val="60975DAC"/>
     <w:multiLevelType w:val="hybridMultilevel"/>
     <w:tmpl w:val="BC9058BE"/>
@@ -11601,7 +11987,7 @@
       </w:pPr>
     </w:lvl>
   </w:abstractNum>
-  <w:abstractNum w:abstractNumId="13" w15:restartNumberingAfterBreak="0">
+  <w:abstractNum w:abstractNumId="14" w15:restartNumberingAfterBreak="0">
     <w:nsid w:val="60B12A81"/>
     <w:multiLevelType w:val="multilevel"/>
     <w:tmpl w:val="BBE6D7CC"/>
@@ -11750,7 +12136,7 @@
       </w:rPr>
     </w:lvl>
   </w:abstractNum>
-  <w:abstractNum w:abstractNumId="14" w15:restartNumberingAfterBreak="0">
+  <w:abstractNum w:abstractNumId="15" w15:restartNumberingAfterBreak="0">
     <w:nsid w:val="69CA3B02"/>
     <w:multiLevelType w:val="hybridMultilevel"/>
     <w:tmpl w:val="F642E598"/>
@@ -11863,7 +12249,7 @@
       </w:rPr>
     </w:lvl>
   </w:abstractNum>
-  <w:abstractNum w:abstractNumId="15" w15:restartNumberingAfterBreak="0">
+  <w:abstractNum w:abstractNumId="16" w15:restartNumberingAfterBreak="0">
     <w:nsid w:val="72BA1947"/>
     <w:multiLevelType w:val="hybridMultilevel"/>
     <w:tmpl w:val="CCE4C876"/>
@@ -11976,7 +12362,7 @@
       </w:rPr>
     </w:lvl>
   </w:abstractNum>
-  <w:abstractNum w:abstractNumId="16" w15:restartNumberingAfterBreak="0">
+  <w:abstractNum w:abstractNumId="17" w15:restartNumberingAfterBreak="0">
     <w:nsid w:val="7A3B0902"/>
     <w:multiLevelType w:val="hybridMultilevel"/>
     <w:tmpl w:val="8F7AAA36"/>
@@ -12090,55 +12476,58 @@
     </w:lvl>
   </w:abstractNum>
   <w:num w:numId="1">
+    <w:abstractNumId w:val="5"/>
+  </w:num>
+  <w:num w:numId="2">
+    <w:abstractNumId w:val="13"/>
+  </w:num>
+  <w:num w:numId="3">
+    <w:abstractNumId w:val="6"/>
+  </w:num>
+  <w:num w:numId="4">
+    <w:abstractNumId w:val="11"/>
+  </w:num>
+  <w:num w:numId="5">
+    <w:abstractNumId w:val="14"/>
+  </w:num>
+  <w:num w:numId="6">
+    <w:abstractNumId w:val="15"/>
+  </w:num>
+  <w:num w:numId="7">
+    <w:abstractNumId w:val="7"/>
+  </w:num>
+  <w:num w:numId="8">
+    <w:abstractNumId w:val="3"/>
+  </w:num>
+  <w:num w:numId="9">
+    <w:abstractNumId w:val="10"/>
+  </w:num>
+  <w:num w:numId="10">
+    <w:abstractNumId w:val="1"/>
+  </w:num>
+  <w:num w:numId="11">
+    <w:abstractNumId w:val="8"/>
+  </w:num>
+  <w:num w:numId="12">
+    <w:abstractNumId w:val="12"/>
+  </w:num>
+  <w:num w:numId="13">
+    <w:abstractNumId w:val="9"/>
+  </w:num>
+  <w:num w:numId="14">
     <w:abstractNumId w:val="4"/>
   </w:num>
-  <w:num w:numId="2">
-    <w:abstractNumId w:val="12"/>
+  <w:num w:numId="15">
+    <w:abstractNumId w:val="17"/>
   </w:num>
-  <w:num w:numId="3">
-    <w:abstractNumId w:val="5"/>
-  </w:num>
-  <w:num w:numId="4">
-    <w:abstractNumId w:val="10"/>
-  </w:num>
-  <w:num w:numId="5">
-    <w:abstractNumId w:val="13"/>
-  </w:num>
-  <w:num w:numId="6">
-    <w:abstractNumId w:val="14"/>
-  </w:num>
-  <w:num w:numId="7">
-    <w:abstractNumId w:val="6"/>
-  </w:num>
-  <w:num w:numId="8">
+  <w:num w:numId="16">
     <w:abstractNumId w:val="2"/>
   </w:num>
-  <w:num w:numId="9">
-    <w:abstractNumId w:val="9"/>
-  </w:num>
-  <w:num w:numId="10">
-    <w:abstractNumId w:val="0"/>
-  </w:num>
-  <w:num w:numId="11">
-    <w:abstractNumId w:val="7"/>
-  </w:num>
-  <w:num w:numId="12">
-    <w:abstractNumId w:val="11"/>
-  </w:num>
-  <w:num w:numId="13">
-    <w:abstractNumId w:val="8"/>
-  </w:num>
-  <w:num w:numId="14">
-    <w:abstractNumId w:val="3"/>
-  </w:num>
-  <w:num w:numId="15">
+  <w:num w:numId="17">
     <w:abstractNumId w:val="16"/>
   </w:num>
-  <w:num w:numId="16">
-    <w:abstractNumId w:val="1"/>
-  </w:num>
-  <w:num w:numId="17">
-    <w:abstractNumId w:val="15"/>
+  <w:num w:numId="18">
+    <w:abstractNumId w:val="0"/>
   </w:num>
 </w:numbering>
 </file>
@@ -13104,19 +13493,19 @@
 
 <file path=word/glossary/fontTable.xml><?xml version="1.0" encoding="utf-8"?>
 <w:fonts xmlns:mc="http://schemas.openxmlformats.org/markup-compatibility/2006" xmlns:r="http://schemas.openxmlformats.org/officeDocument/2006/relationships" xmlns:w="http://schemas.openxmlformats.org/wordprocessingml/2006/main" xmlns:w14="http://schemas.microsoft.com/office/word/2010/wordml" xmlns:w15="http://schemas.microsoft.com/office/word/2012/wordml" xmlns:w16cid="http://schemas.microsoft.com/office/word/2016/wordml/cid" xmlns:w16se="http://schemas.microsoft.com/office/word/2015/wordml/symex" mc:Ignorable="w14 w15 w16se w16cid">
-  <w:font w:name="Times New Roman">
-    <w:panose1 w:val="02020603050405020304"/>
-    <w:charset w:val="00"/>
-    <w:family w:val="roman"/>
-    <w:pitch w:val="variable"/>
-    <w:sig w:usb0="E0002EFF" w:usb1="C000785B" w:usb2="00000009" w:usb3="00000000" w:csb0="000001FF" w:csb1="00000000"/>
-  </w:font>
   <w:font w:name="Symbol">
     <w:panose1 w:val="05050102010706020507"/>
     <w:charset w:val="02"/>
     <w:family w:val="roman"/>
     <w:pitch w:val="variable"/>
     <w:sig w:usb0="00000000" w:usb1="10000000" w:usb2="00000000" w:usb3="00000000" w:csb0="80000000" w:csb1="00000000"/>
+  </w:font>
+  <w:font w:name="Times New Roman">
+    <w:panose1 w:val="02020603050405020304"/>
+    <w:charset w:val="00"/>
+    <w:family w:val="roman"/>
+    <w:pitch w:val="variable"/>
+    <w:sig w:usb0="E0002AFF" w:usb1="C0007843" w:usb2="00000009" w:usb3="00000000" w:csb0="000001FF" w:csb1="00000000"/>
   </w:font>
   <w:font w:name="Courier New">
     <w:panose1 w:val="02070309020205020404"/>
@@ -13137,7 +13526,7 @@
     <w:charset w:val="00"/>
     <w:family w:val="swiss"/>
     <w:pitch w:val="variable"/>
-    <w:sig w:usb0="E4002EFF" w:usb1="C200247B" w:usb2="00000009" w:usb3="00000000" w:csb0="000001FF" w:csb1="00000000"/>
+    <w:sig w:usb0="E0002AFF" w:usb1="4000ACFF" w:usb2="00000001" w:usb3="00000000" w:csb0="000001FF" w:csb1="00000000"/>
   </w:font>
   <w:font w:name="Tahoma">
     <w:panose1 w:val="020B0604030504040204"/>
@@ -13151,7 +13540,7 @@
     <w:charset w:val="00"/>
     <w:family w:val="swiss"/>
     <w:pitch w:val="variable"/>
-    <w:sig w:usb0="E4002EFF" w:usb1="C200247B" w:usb2="00000009" w:usb3="00000000" w:csb0="000001FF" w:csb1="00000000"/>
+    <w:sig w:usb0="A0002AEF" w:usb1="4000207B" w:usb2="00000000" w:usb3="00000000" w:csb0="000001FF" w:csb1="00000000"/>
   </w:font>
 </w:fonts>
 </file>
@@ -13173,6 +13562,7 @@
     <w:rsidRoot w:val="001B1BB0"/>
     <w:rsid w:val="000F3C26"/>
     <w:rsid w:val="001300FF"/>
+    <w:rsid w:val="001666A4"/>
     <w:rsid w:val="001B1BB0"/>
     <w:rsid w:val="001D5F23"/>
     <w:rsid w:val="0035202E"/>
@@ -13957,6 +14347,12 @@
 </file>
 
 <file path=customXml/item1.xml><?xml version="1.0" encoding="utf-8"?>
+<p:properties xmlns:p="http://schemas.microsoft.com/office/2006/metadata/properties" xmlns:xsi="http://www.w3.org/2001/XMLSchema-instance" xmlns:pc="http://schemas.microsoft.com/office/infopath/2007/PartnerControls">
+  <documentManagement/>
+</p:properties>
+</file>
+
+<file path=customXml/item2.xml><?xml version="1.0" encoding="utf-8"?>
 <ct:contentTypeSchema xmlns:ct="http://schemas.microsoft.com/office/2006/metadata/contentType" xmlns:ma="http://schemas.microsoft.com/office/2006/metadata/properties/metaAttributes" ct:_="" ma:_="" ma:contentTypeName="Document" ma:contentTypeID="0x01010021A59588BC0053418FC88F40861DA871" ma:contentTypeVersion="10" ma:contentTypeDescription="Create a new document." ma:contentTypeScope="" ma:versionID="3673c1cf7550c71788a22a838bb0d9c0">
   <xsd:schema xmlns:xsd="http://www.w3.org/2001/XMLSchema" xmlns:xs="http://www.w3.org/2001/XMLSchema" xmlns:p="http://schemas.microsoft.com/office/2006/metadata/properties" xmlns:ns2="22f4eba5-1bf1-421f-a001-fd7acca9760c" targetNamespace="http://schemas.microsoft.com/office/2006/metadata/properties" ma:root="true" ma:fieldsID="ac330b6bfa0f539d41f40e8181b11b47" ns2:_="">
     <xsd:import namespace="22f4eba5-1bf1-421f-a001-fd7acca9760c"/>
@@ -14140,12 +14536,6 @@
 </ct:contentTypeSchema>
 </file>
 
-<file path=customXml/item2.xml><?xml version="1.0" encoding="utf-8"?>
-<p:properties xmlns:p="http://schemas.microsoft.com/office/2006/metadata/properties" xmlns:xsi="http://www.w3.org/2001/XMLSchema-instance" xmlns:pc="http://schemas.microsoft.com/office/infopath/2007/PartnerControls">
-  <documentManagement/>
-</p:properties>
-</file>
-
 <file path=customXml/item3.xml><?xml version="1.0" encoding="utf-8"?>
 <?mso-contentType ?>
 <FormTemplates xmlns="http://schemas.microsoft.com/sharepoint/v3/contenttype/forms">
@@ -14156,6 +14546,15 @@
 </file>
 
 <file path=customXml/itemProps1.xml><?xml version="1.0" encoding="utf-8"?>
+<ds:datastoreItem xmlns:ds="http://schemas.openxmlformats.org/officeDocument/2006/customXml" ds:itemID="{279A32A1-94B8-4C38-AF26-42DBFF0B0D86}">
+  <ds:schemaRefs>
+    <ds:schemaRef ds:uri="http://schemas.microsoft.com/office/2006/metadata/properties"/>
+    <ds:schemaRef ds:uri="http://schemas.microsoft.com/office/infopath/2007/PartnerControls"/>
+  </ds:schemaRefs>
+</ds:datastoreItem>
+</file>
+
+<file path=customXml/itemProps2.xml><?xml version="1.0" encoding="utf-8"?>
 <ds:datastoreItem xmlns:ds="http://schemas.openxmlformats.org/officeDocument/2006/customXml" ds:itemID="{65E5B5D4-677A-455F-8552-96943537CE77}">
   <ds:schemaRefs>
     <ds:schemaRef ds:uri="http://schemas.microsoft.com/office/2006/metadata/contentType"/>
@@ -14173,15 +14572,6 @@
 </ds:datastoreItem>
 </file>
 
-<file path=customXml/itemProps2.xml><?xml version="1.0" encoding="utf-8"?>
-<ds:datastoreItem xmlns:ds="http://schemas.openxmlformats.org/officeDocument/2006/customXml" ds:itemID="{279A32A1-94B8-4C38-AF26-42DBFF0B0D86}">
-  <ds:schemaRefs>
-    <ds:schemaRef ds:uri="http://schemas.microsoft.com/office/2006/metadata/properties"/>
-    <ds:schemaRef ds:uri="http://schemas.microsoft.com/office/infopath/2007/PartnerControls"/>
-  </ds:schemaRefs>
-</ds:datastoreItem>
-</file>
-
 <file path=customXml/itemProps3.xml><?xml version="1.0" encoding="utf-8"?>
 <ds:datastoreItem xmlns:ds="http://schemas.openxmlformats.org/officeDocument/2006/customXml" ds:itemID="{56C44748-5791-4773-80AF-F953C3055353}">
   <ds:schemaRefs>
